--- a/dev/protocol/Protocol_Deviations.docx
+++ b/dev/protocol/Protocol_Deviations.docx
@@ -2,7 +2,7 @@
 <file path=word/document.xml><?xml version="1.0" encoding="utf-8"?>
 <w:document xmlns:w="http://schemas.openxmlformats.org/wordprocessingml/2006/main" xmlns:m="http://schemas.openxmlformats.org/officeDocument/2006/math" xmlns:r="http://schemas.openxmlformats.org/officeDocument/2006/relationships" xmlns:o="urn:schemas-microsoft-com:office:office" xmlns:v="urn:schemas-microsoft-com:vml" xmlns:w10="urn:schemas-microsoft-com:office:word" xmlns:a="http://schemas.openxmlformats.org/drawingml/2006/main" xmlns:pic="http://schemas.openxmlformats.org/drawingml/2006/picture" xmlns:wp="http://schemas.openxmlformats.org/drawingml/2006/wordprocessingDrawing">
   <w:body>
-    <w:bookmarkStart w:id="21" w:name="protocol-deviations"/>
+    <w:bookmarkStart w:id="22" w:name="protocol-deviations"/>
     <w:p>
       <w:pPr>
         <w:pStyle w:val="Heading1"/>
@@ -505,7 +505,450 @@
       </w:r>
     </w:p>
     <w:bookmarkEnd w:id="20"/>
+    <w:bookmarkStart w:id="21" w:name="Xd41ab8a2ad91a37fbe5c2aa1402b1c6d00d25c9"/>
+    <w:p>
+      <w:pPr>
+        <w:pStyle w:val="Heading2"/>
+      </w:pPr>
+      <w:r>
+        <w:t xml:space="preserve">Earlier disclosures (development notebooks</w:t>
+      </w:r>
+      <w:r>
+        <w:t xml:space="preserve"> </w:t>
+      </w:r>
+      <w:r>
+        <w:rPr>
+          <w:rStyle w:val="VerbatimChar"/>
+        </w:rPr>
+        <w:t xml:space="preserve">_6</w:t>
+      </w:r>
+      <w:r>
+        <w:t xml:space="preserve"> </w:t>
+      </w:r>
+      <w:r>
+        <w:t xml:space="preserve">to</w:t>
+      </w:r>
+      <w:r>
+        <w:t xml:space="preserve"> </w:t>
+      </w:r>
+      <w:r>
+        <w:rPr>
+          <w:rStyle w:val="VerbatimChar"/>
+        </w:rPr>
+        <w:t xml:space="preserve">_10</w:t>
+      </w:r>
+      <w:r>
+        <w:t xml:space="preserve">, before protocol v11-1.0)</w:t>
+      </w:r>
+    </w:p>
+    <w:p>
+      <w:pPr>
+        <w:pStyle w:val="FirstParagraph"/>
+      </w:pPr>
+      <w:r>
+        <w:t xml:space="preserve">These decisions were taken after interim development results had been seen. They are disclosed here and in each run’s</w:t>
+      </w:r>
+      <w:r>
+        <w:t xml:space="preserve"> </w:t>
+      </w:r>
+      <w:r>
+        <w:rPr>
+          <w:rStyle w:val="VerbatimChar"/>
+        </w:rPr>
+        <w:t xml:space="preserve">PRIOR_TEST_EXPOSURE</w:t>
+      </w:r>
+      <w:r>
+        <w:t xml:space="preserve"> </w:t>
+      </w:r>
+      <w:r>
+        <w:t xml:space="preserve">text. None tuned a model on test results.</w:t>
+      </w:r>
+    </w:p>
+    <w:p>
+      <w:pPr>
+        <w:numPr>
+          <w:ilvl w:val="0"/>
+          <w:numId w:val="1002"/>
+        </w:numPr>
+        <w:pStyle w:val="Compact"/>
+      </w:pPr>
+      <w:r>
+        <w:rPr>
+          <w:bCs/>
+          <w:b/>
+        </w:rPr>
+        <w:t xml:space="preserve">E1. Calibration fix (</w:t>
+      </w:r>
+      <w:r>
+        <w:rPr>
+          <w:rStyle w:val="VerbatimChar"/>
+          <w:bCs/>
+          <w:b/>
+        </w:rPr>
+        <w:t xml:space="preserve">_7</w:t>
+      </w:r>
+      <w:r>
+        <w:rPr>
+          <w:bCs/>
+          <w:b/>
+        </w:rPr>
+        <w:t xml:space="preserve">, 17 Oct 2026).</w:t>
+      </w:r>
+    </w:p>
+    <w:p>
+      <w:pPr>
+        <w:numPr>
+          <w:ilvl w:val="1"/>
+          <w:numId w:val="1003"/>
+        </w:numPr>
+        <w:pStyle w:val="Compact"/>
+      </w:pPr>
+      <w:r>
+        <w:rPr>
+          <w:bCs/>
+          <w:b/>
+        </w:rPr>
+        <w:t xml:space="preserve">Trigger:</w:t>
+      </w:r>
+      <w:r>
+        <w:t xml:space="preserve"> </w:t>
+      </w:r>
+      <w:r>
+        <w:t xml:space="preserve">implausible eICU results in run</w:t>
+      </w:r>
+      <w:r>
+        <w:t xml:space="preserve"> </w:t>
+      </w:r>
+      <w:r>
+        <w:rPr>
+          <w:rStyle w:val="VerbatimChar"/>
+        </w:rPr>
+        <w:t xml:space="preserve">bd4f8ab28e59f7e2</w:t>
+      </w:r>
+      <w:r>
+        <w:t xml:space="preserve">, with AUROC 0.31–0.39 and calibration slopes of about −3.</w:t>
+      </w:r>
+    </w:p>
+    <w:p>
+      <w:pPr>
+        <w:numPr>
+          <w:ilvl w:val="1"/>
+          <w:numId w:val="1003"/>
+        </w:numPr>
+        <w:pStyle w:val="Compact"/>
+      </w:pPr>
+      <w:r>
+        <w:rPr>
+          <w:bCs/>
+          <w:b/>
+        </w:rPr>
+        <w:t xml:space="preserve">Cause:</w:t>
+      </w:r>
+      <w:r>
+        <w:t xml:space="preserve"> </w:t>
+      </w:r>
+      <w:r>
+        <w:t xml:space="preserve">a negative Platt slope fitted on the small eICU calibration split had reversed every ranking.</w:t>
+      </w:r>
+    </w:p>
+    <w:p>
+      <w:pPr>
+        <w:numPr>
+          <w:ilvl w:val="1"/>
+          <w:numId w:val="1003"/>
+        </w:numPr>
+        <w:pStyle w:val="Compact"/>
+      </w:pPr>
+      <w:r>
+        <w:rPr>
+          <w:bCs/>
+          <w:b/>
+        </w:rPr>
+        <w:t xml:space="preserve">Change:</w:t>
+      </w:r>
+      <w:r>
+        <w:t xml:space="preserve"> </w:t>
+      </w:r>
+      <w:r>
+        <w:t xml:space="preserve">a non-positive fitted slope now falls back to intercept-only recalibration, and the fitted slope and the fallback are recorded. This corrects a monotonicity bug; it is not tuning.</w:t>
+      </w:r>
+    </w:p>
+    <w:p>
+      <w:pPr>
+        <w:numPr>
+          <w:ilvl w:val="0"/>
+          <w:numId w:val="1002"/>
+        </w:numPr>
+        <w:pStyle w:val="Compact"/>
+      </w:pPr>
+      <w:r>
+        <w:rPr>
+          <w:bCs/>
+          <w:b/>
+        </w:rPr>
+        <w:t xml:space="preserve">E2. Three seeds (</w:t>
+      </w:r>
+      <w:r>
+        <w:rPr>
+          <w:rStyle w:val="VerbatimChar"/>
+          <w:bCs/>
+          <w:b/>
+        </w:rPr>
+        <w:t xml:space="preserve">_8</w:t>
+      </w:r>
+      <w:r>
+        <w:rPr>
+          <w:bCs/>
+          <w:b/>
+        </w:rPr>
+        <w:t xml:space="preserve">, 17 Oct 2026).</w:t>
+      </w:r>
+    </w:p>
+    <w:p>
+      <w:pPr>
+        <w:numPr>
+          <w:ilvl w:val="1"/>
+          <w:numId w:val="1004"/>
+        </w:numPr>
+        <w:pStyle w:val="Compact"/>
+      </w:pPr>
+      <w:r>
+        <w:rPr>
+          <w:bCs/>
+          <w:b/>
+        </w:rPr>
+        <w:t xml:space="preserve">Trigger:</w:t>
+      </w:r>
+      <w:r>
+        <w:t xml:space="preserve"> </w:t>
+      </w:r>
+      <w:r>
+        <w:t xml:space="preserve">decided after viewing run</w:t>
+      </w:r>
+      <w:r>
+        <w:t xml:space="preserve"> </w:t>
+      </w:r>
+      <w:r>
+        <w:rPr>
+          <w:rStyle w:val="VerbatimChar"/>
+        </w:rPr>
+        <w:t xml:space="preserve">ed26e1692aa04d2c</w:t>
+      </w:r>
+      <w:r>
+        <w:t xml:space="preserve">, to measure seed-to-seed variation.</w:t>
+      </w:r>
+    </w:p>
+    <w:p>
+      <w:pPr>
+        <w:numPr>
+          <w:ilvl w:val="1"/>
+          <w:numId w:val="1004"/>
+        </w:numPr>
+        <w:pStyle w:val="Compact"/>
+      </w:pPr>
+      <w:r>
+        <w:rPr>
+          <w:bCs/>
+          <w:b/>
+        </w:rPr>
+        <w:t xml:space="preserve">Outcome:</w:t>
+      </w:r>
+      <w:r>
+        <w:t xml:space="preserve"> </w:t>
+      </w:r>
+      <w:r>
+        <w:t xml:space="preserve">it lowered the headline MIMIC-IV estimate (hourly AUROC 0.819 with one seed, about 0.81 over three).</w:t>
+      </w:r>
+    </w:p>
+    <w:p>
+      <w:pPr>
+        <w:numPr>
+          <w:ilvl w:val="0"/>
+          <w:numId w:val="1002"/>
+        </w:numPr>
+        <w:pStyle w:val="Compact"/>
+      </w:pPr>
+      <w:r>
+        <w:rPr>
+          <w:bCs/>
+          <w:b/>
+        </w:rPr>
+        <w:t xml:space="preserve">E3. Original OSTA loss restored (</w:t>
+      </w:r>
+      <w:r>
+        <w:rPr>
+          <w:rStyle w:val="VerbatimChar"/>
+          <w:bCs/>
+          <w:b/>
+        </w:rPr>
+        <w:t xml:space="preserve">_9</w:t>
+      </w:r>
+      <w:r>
+        <w:rPr>
+          <w:bCs/>
+          <w:b/>
+        </w:rPr>
+        <w:t xml:space="preserve">, 17–18 Oct 2026).</w:t>
+      </w:r>
+    </w:p>
+    <w:p>
+      <w:pPr>
+        <w:numPr>
+          <w:ilvl w:val="1"/>
+          <w:numId w:val="1005"/>
+        </w:numPr>
+        <w:pStyle w:val="Compact"/>
+      </w:pPr>
+      <w:r>
+        <w:rPr>
+          <w:bCs/>
+          <w:b/>
+        </w:rPr>
+        <w:t xml:space="preserve">Trigger:</w:t>
+      </w:r>
+      <w:r>
+        <w:t xml:space="preserve"> </w:t>
+      </w:r>
+      <w:r>
+        <w:t xml:space="preserve">V10 had trained OSTA with plain cross-entropy instead of its purpose-built loss. This was an implementation departure, noticed after interim results.</w:t>
+      </w:r>
+    </w:p>
+    <w:p>
+      <w:pPr>
+        <w:numPr>
+          <w:ilvl w:val="1"/>
+          <w:numId w:val="1005"/>
+        </w:numPr>
+        <w:pStyle w:val="Compact"/>
+      </w:pPr>
+      <w:r>
+        <w:rPr>
+          <w:bCs/>
+          <w:b/>
+        </w:rPr>
+        <w:t xml:space="preserve">Change:</w:t>
+      </w:r>
+      <w:r>
+        <w:t xml:space="preserve"> </w:t>
+      </w:r>
+      <w:r>
+        <w:t xml:space="preserve">the original loss was ported, verified equal to the original code on 20 random batches, and compared directly with cross-entropy. It gave no gain and was retired in V11.</w:t>
+      </w:r>
+    </w:p>
+    <w:p>
+      <w:pPr>
+        <w:numPr>
+          <w:ilvl w:val="0"/>
+          <w:numId w:val="1002"/>
+        </w:numPr>
+        <w:pStyle w:val="Compact"/>
+      </w:pPr>
+      <w:r>
+        <w:rPr>
+          <w:bCs/>
+          <w:b/>
+        </w:rPr>
+        <w:t xml:space="preserve">E4. Extraction and predictor changes (</w:t>
+      </w:r>
+      <w:r>
+        <w:rPr>
+          <w:rStyle w:val="VerbatimChar"/>
+          <w:bCs/>
+          <w:b/>
+        </w:rPr>
+        <w:t xml:space="preserve">_9</w:t>
+      </w:r>
+      <w:r>
+        <w:rPr>
+          <w:bCs/>
+          <w:b/>
+        </w:rPr>
+        <w:t xml:space="preserve">,</w:t>
+      </w:r>
+      <w:r>
+        <w:rPr>
+          <w:bCs/>
+          <w:b/>
+        </w:rPr>
+        <w:t xml:space="preserve"> </w:t>
+      </w:r>
+      <w:r>
+        <w:rPr>
+          <w:rStyle w:val="VerbatimChar"/>
+          <w:bCs/>
+          <w:b/>
+        </w:rPr>
+        <w:t xml:space="preserve">_10</w:t>
+      </w:r>
+      <w:r>
+        <w:rPr>
+          <w:bCs/>
+          <w:b/>
+        </w:rPr>
+        <w:t xml:space="preserve">, 18–19 Oct 2026).</w:t>
+      </w:r>
+    </w:p>
+    <w:p>
+      <w:pPr>
+        <w:numPr>
+          <w:ilvl w:val="1"/>
+          <w:numId w:val="1006"/>
+        </w:numPr>
+        <w:pStyle w:val="Compact"/>
+      </w:pPr>
+      <w:r>
+        <w:rPr>
+          <w:bCs/>
+          <w:b/>
+        </w:rPr>
+        <w:t xml:space="preserve">Trigger:</w:t>
+      </w:r>
+      <w:r>
+        <w:t xml:space="preserve"> </w:t>
+      </w:r>
+      <w:r>
+        <w:t xml:space="preserve">a coverage audit of run</w:t>
+      </w:r>
+      <w:r>
+        <w:t xml:space="preserve"> </w:t>
+      </w:r>
+      <w:r>
+        <w:rPr>
+          <w:rStyle w:val="VerbatimChar"/>
+        </w:rPr>
+        <w:t xml:space="preserve">ed26e1692aa04d2c</w:t>
+      </w:r>
+      <w:r>
+        <w:t xml:space="preserve"> </w:t>
+      </w:r>
+      <w:r>
+        <w:t xml:space="preserve">(for example, eICU temperature 5 % and blood pressure 21 % of hours). The changes fix how data are read, and the predictor classes were added for clinical completeness. Performance was not the reason for either.</w:t>
+      </w:r>
+    </w:p>
+    <w:p>
+      <w:pPr>
+        <w:numPr>
+          <w:ilvl w:val="1"/>
+          <w:numId w:val="1006"/>
+        </w:numPr>
+        <w:pStyle w:val="Compact"/>
+      </w:pPr>
+      <w:r>
+        <w:rPr>
+          <w:bCs/>
+          <w:b/>
+        </w:rPr>
+        <w:t xml:space="preserve">Changes:</w:t>
+      </w:r>
+      <w:r>
+        <w:t xml:space="preserve"> </w:t>
+      </w:r>
+      <w:r>
+        <w:t xml:space="preserve">eICU nurse-charted vital signs, admission weight, the MIMIC-IV item corrections, carry-forward rules, comorbidities, and every candidate predictor class (655 shared predictors).</w:t>
+      </w:r>
+    </w:p>
     <w:bookmarkEnd w:id="21"/>
+    <w:bookmarkEnd w:id="22"/>
     <w:sectPr/>
   </w:body>
 </w:document>
@@ -691,6 +1134,82 @@
       <w:start w:val="1"/>
       <w:numFmt w:val="decimal"/>
       <w:lvlText w:val="%9."/>
+      <w:lvlJc w:val="left"/>
+      <w:pPr>
+        <w:ind w:left="6480" w:hanging="480"/>
+      </w:pPr>
+    </w:lvl>
+  </w:abstractNum>
+  <w:abstractNum w:abstractNumId="991">
+    <w:nsid w:val="A991"/>
+    <w:multiLevelType w:val="multilevel"/>
+    <w:lvl w:ilvl="0">
+      <w:numFmt w:val="bullet"/>
+      <w:lvlText w:val="•"/>
+      <w:lvlJc w:val="left"/>
+      <w:pPr>
+        <w:ind w:left="720" w:hanging="480"/>
+      </w:pPr>
+    </w:lvl>
+    <w:lvl w:ilvl="1">
+      <w:numFmt w:val="bullet"/>
+      <w:lvlText w:val="–"/>
+      <w:lvlJc w:val="left"/>
+      <w:pPr>
+        <w:ind w:left="1440" w:hanging="480"/>
+      </w:pPr>
+    </w:lvl>
+    <w:lvl w:ilvl="2">
+      <w:numFmt w:val="bullet"/>
+      <w:lvlText w:val="•"/>
+      <w:lvlJc w:val="left"/>
+      <w:pPr>
+        <w:ind w:left="2160" w:hanging="480"/>
+      </w:pPr>
+    </w:lvl>
+    <w:lvl w:ilvl="3">
+      <w:numFmt w:val="bullet"/>
+      <w:lvlText w:val="–"/>
+      <w:lvlJc w:val="left"/>
+      <w:pPr>
+        <w:ind w:left="2880" w:hanging="480"/>
+      </w:pPr>
+    </w:lvl>
+    <w:lvl w:ilvl="4">
+      <w:numFmt w:val="bullet"/>
+      <w:lvlText w:val="•"/>
+      <w:lvlJc w:val="left"/>
+      <w:pPr>
+        <w:ind w:left="3600" w:hanging="480"/>
+      </w:pPr>
+    </w:lvl>
+    <w:lvl w:ilvl="5">
+      <w:numFmt w:val="bullet"/>
+      <w:lvlText w:val="–"/>
+      <w:lvlJc w:val="left"/>
+      <w:pPr>
+        <w:ind w:left="4320" w:hanging="480"/>
+      </w:pPr>
+    </w:lvl>
+    <w:lvl w:ilvl="6">
+      <w:numFmt w:val="bullet"/>
+      <w:lvlText w:val="•"/>
+      <w:lvlJc w:val="left"/>
+      <w:pPr>
+        <w:ind w:left="5040" w:hanging="480"/>
+      </w:pPr>
+    </w:lvl>
+    <w:lvl w:ilvl="7">
+      <w:numFmt w:val="bullet"/>
+      <w:lvlText w:val="–"/>
+      <w:lvlJc w:val="left"/>
+      <w:pPr>
+        <w:ind w:left="5760" w:hanging="480"/>
+      </w:pPr>
+    </w:lvl>
+    <w:lvl w:ilvl="8">
+      <w:numFmt w:val="bullet"/>
+      <w:lvlText w:val="•"/>
       <w:lvlJc w:val="left"/>
       <w:pPr>
         <w:ind w:left="6480" w:hanging="480"/>
@@ -729,6 +1248,21 @@
     <w:lvlOverride w:ilvl="8">
       <w:startOverride w:val="1"/>
     </w:lvlOverride>
+  </w:num>
+  <w:num w:numId="1002">
+    <w:abstractNumId w:val="991"/>
+  </w:num>
+  <w:num w:numId="1003">
+    <w:abstractNumId w:val="991"/>
+  </w:num>
+  <w:num w:numId="1004">
+    <w:abstractNumId w:val="991"/>
+  </w:num>
+  <w:num w:numId="1005">
+    <w:abstractNumId w:val="991"/>
+  </w:num>
+  <w:num w:numId="1006">
+    <w:abstractNumId w:val="991"/>
   </w:num>
 </w:numbering>
 </file>

--- a/dev/protocol/Protocol_Deviations.docx
+++ b/dev/protocol/Protocol_Deviations.docx
@@ -474,6 +474,90 @@
     <w:p>
       <w:pPr>
         <w:pStyle w:val="FirstParagraph"/>
+      </w:pPr>
+      <w:r>
+        <w:rPr>
+          <w:bCs/>
+          <w:b/>
+        </w:rPr>
+        <w:t xml:space="preserve">Addendum, 22 Oct 2026 (eICU complete):</w:t>
+      </w:r>
+      <w:r>
+        <w:t xml:space="preserve"> </w:t>
+      </w:r>
+      <w:r>
+        <w:t xml:space="preserve">the eICU validation rule chose</w:t>
+      </w:r>
+      <w:r>
+        <w:t xml:space="preserve"> </w:t>
+      </w:r>
+      <w:r>
+        <w:rPr>
+          <w:rStyle w:val="VerbatimChar"/>
+        </w:rPr>
+        <w:t xml:space="preserve">grud</w:t>
+      </w:r>
+      <w:r>
+        <w:t xml:space="preserve">,</w:t>
+      </w:r>
+      <w:r>
+        <w:t xml:space="preserve"> </w:t>
+      </w:r>
+      <w:r>
+        <w:rPr>
+          <w:rStyle w:val="VerbatimChar"/>
+        </w:rPr>
+        <w:t xml:space="preserve">flat_osta</w:t>
+      </w:r>
+      <w:r>
+        <w:t xml:space="preserve"> </w:t>
+      </w:r>
+      <w:r>
+        <w:t xml:space="preserve">and</w:t>
+      </w:r>
+      <w:r>
+        <w:t xml:space="preserve"> </w:t>
+      </w:r>
+      <w:r>
+        <w:rPr>
+          <w:rStyle w:val="VerbatimChar"/>
+        </w:rPr>
+        <w:t xml:space="preserve">ssl_cnn_flat_pooled</w:t>
+      </w:r>
+      <w:r>
+        <w:t xml:space="preserve">. Neither D1 arm was chosen on eICU either (</w:t>
+      </w:r>
+      <w:r>
+        <w:rPr>
+          <w:rStyle w:val="VerbatimChar"/>
+        </w:rPr>
+        <w:t xml:space="preserve">ssl_cnn_osta</w:t>
+      </w:r>
+      <w:r>
+        <w:t xml:space="preserve"> </w:t>
+      </w:r>
+      <w:r>
+        <w:t xml:space="preserve">validation utility 0.000, test 0.007;</w:t>
+      </w:r>
+      <w:r>
+        <w:t xml:space="preserve"> </w:t>
+      </w:r>
+      <w:r>
+        <w:rPr>
+          <w:rStyle w:val="VerbatimChar"/>
+        </w:rPr>
+        <w:t xml:space="preserve">ssl_cnn_flat</w:t>
+      </w:r>
+      <w:r>
+        <w:t xml:space="preserve"> </w:t>
+      </w:r>
+      <w:r>
+        <w:t xml:space="preserve">validation 0.024, test 0.021). D1 stands exactly as written above; the full-cohort arm list is the union of the two shortlists, the baselines, signature boosted trees and the D1 pair.</w:t>
+      </w:r>
+    </w:p>
+    <w:p>
+      <w:pPr>
+        <w:pStyle w:val="BodyText"/>
       </w:pPr>
       <w:r>
         <w:rPr>
